--- a/growth-rates.docx
+++ b/growth-rates.docx
@@ -15,7 +15,7 @@
         <w:pStyle w:val="Date"/>
       </w:pPr>
       <w:r>
-        <w:t xml:space="preserve">Last modified: 2026-10-24 15:35:26 (PDT)</w:t>
+        <w:t xml:space="preserve">Last modified: 2026-10-24 20:19:00 (PDT)</w:t>
       </w:r>
     </w:p>
     <w:p>

--- a/growth-rates.docx
+++ b/growth-rates.docx
@@ -15,7 +15,7 @@
         <w:pStyle w:val="Date"/>
       </w:pPr>
       <w:r>
-        <w:t xml:space="preserve">Last modified: 2026-10-24 20:19:00 (PDT)</w:t>
+        <w:t xml:space="preserve">Last modified: 2026-10-25 16:46:34 (PDT)</w:t>
       </w:r>
     </w:p>
     <w:p>

--- a/growth-rates.docx
+++ b/growth-rates.docx
@@ -15,7 +15,7 @@
         <w:pStyle w:val="Date"/>
       </w:pPr>
       <w:r>
-        <w:t xml:space="preserve">Last modified: 2026-10-25 16:46:34 (PDT)</w:t>
+        <w:t xml:space="preserve">Last modified: 2026-10-25 18:01:14 (PDT)</w:t>
       </w:r>
     </w:p>
     <w:p>

--- a/growth-rates.docx
+++ b/growth-rates.docx
@@ -15,7 +15,7 @@
         <w:pStyle w:val="Date"/>
       </w:pPr>
       <w:r>
-        <w:t xml:space="preserve">Last modified: 2026-10-25 18:01:14 (PDT)</w:t>
+        <w:t xml:space="preserve">Last modified: 2026-10-26 02:21:32 (PDT)</w:t>
       </w:r>
     </w:p>
     <w:p>

--- a/growth-rates.docx
+++ b/growth-rates.docx
@@ -15,7 +15,7 @@
         <w:pStyle w:val="Date"/>
       </w:pPr>
       <w:r>
-        <w:t xml:space="preserve">Last modified: 2026-10-26 02:21:32 (PDT)</w:t>
+        <w:t xml:space="preserve">Last modified: 2026-10-26 03:33:07 (PDT)</w:t>
       </w:r>
     </w:p>
     <w:p>

--- a/growth-rates.docx
+++ b/growth-rates.docx
@@ -15,7 +15,7 @@
         <w:pStyle w:val="Date"/>
       </w:pPr>
       <w:r>
-        <w:t xml:space="preserve">Last modified: 2026-10-26 03:33:07 (PDT)</w:t>
+        <w:t xml:space="preserve">Last modified: 2026-10-26 10:13:13 (PDT)</w:t>
       </w:r>
     </w:p>
     <w:p>

--- a/growth-rates.docx
+++ b/growth-rates.docx
@@ -15,7 +15,7 @@
         <w:pStyle w:val="Date"/>
       </w:pPr>
       <w:r>
-        <w:t xml:space="preserve">Last modified: 2026-10-26 10:13:13 (PDT)</w:t>
+        <w:t xml:space="preserve">Last modified: 2026-10-26 12:55:55 (PDT)</w:t>
       </w:r>
     </w:p>
     <w:p>

--- a/growth-rates.docx
+++ b/growth-rates.docx
@@ -15,7 +15,7 @@
         <w:pStyle w:val="Date"/>
       </w:pPr>
       <w:r>
-        <w:t xml:space="preserve">Last modified: 2026-10-26 12:55:55 (PDT)</w:t>
+        <w:t xml:space="preserve">Last modified: 2026-10-26 14:36:46 (PDT)</w:t>
       </w:r>
     </w:p>
     <w:p>

--- a/growth-rates.docx
+++ b/growth-rates.docx
@@ -15,7 +15,7 @@
         <w:pStyle w:val="Date"/>
       </w:pPr>
       <w:r>
-        <w:t xml:space="preserve">Last modified: 2026-10-26 14:36:46 (PDT)</w:t>
+        <w:t xml:space="preserve">Last modified: 2026-10-26 20:57:05 (PDT)</w:t>
       </w:r>
     </w:p>
     <w:p>

--- a/growth-rates.docx
+++ b/growth-rates.docx
@@ -15,7 +15,7 @@
         <w:pStyle w:val="Date"/>
       </w:pPr>
       <w:r>
-        <w:t xml:space="preserve">Last modified: 2026-10-26 20:57:05 (PDT)</w:t>
+        <w:t xml:space="preserve">Last modified: 2026-10-26 23:10:47 (PDT)</w:t>
       </w:r>
     </w:p>
     <w:p>

--- a/growth-rates.docx
+++ b/growth-rates.docx
@@ -15,7 +15,7 @@
         <w:pStyle w:val="Date"/>
       </w:pPr>
       <w:r>
-        <w:t xml:space="preserve">Last modified: 2026-10-26 23:10:47 (PDT)</w:t>
+        <w:t xml:space="preserve">Last modified: 2026-10-27 00:23:12 (PDT)</w:t>
       </w:r>
     </w:p>
     <w:p>

--- a/growth-rates.docx
+++ b/growth-rates.docx
@@ -15,7 +15,7 @@
         <w:pStyle w:val="Date"/>
       </w:pPr>
       <w:r>
-        <w:t xml:space="preserve">Last modified: 2026-10-27 00:23:12 (PDT)</w:t>
+        <w:t xml:space="preserve">Last modified: 2026-10-27 01:34:30 (PDT)</w:t>
       </w:r>
     </w:p>
     <w:p>

--- a/growth-rates.docx
+++ b/growth-rates.docx
@@ -15,7 +15,7 @@
         <w:pStyle w:val="Date"/>
       </w:pPr>
       <w:r>
-        <w:t xml:space="preserve">Last modified: 2026-10-27 01:34:30 (PDT)</w:t>
+        <w:t xml:space="preserve">Last modified: 2026-10-27 09:35:20 (PDT)</w:t>
       </w:r>
     </w:p>
     <w:p>

--- a/growth-rates.docx
+++ b/growth-rates.docx
@@ -15,7 +15,7 @@
         <w:pStyle w:val="Date"/>
       </w:pPr>
       <w:r>
-        <w:t xml:space="preserve">Last modified: 2026-10-27 09:35:20 (PDT)</w:t>
+        <w:t xml:space="preserve">Last modified: 2026-10-27 11:01:31 (PDT)</w:t>
       </w:r>
     </w:p>
     <w:p>

--- a/growth-rates.docx
+++ b/growth-rates.docx
@@ -15,7 +15,7 @@
         <w:pStyle w:val="Date"/>
       </w:pPr>
       <w:r>
-        <w:t xml:space="preserve">Last modified: 2026-10-27 11:01:31 (PDT)</w:t>
+        <w:t xml:space="preserve">Last modified: 2026-10-27 17:38:18 (PDT)</w:t>
       </w:r>
     </w:p>
     <w:p>

--- a/growth-rates.docx
+++ b/growth-rates.docx
@@ -15,7 +15,7 @@
         <w:pStyle w:val="Date"/>
       </w:pPr>
       <w:r>
-        <w:t xml:space="preserve">Last modified: 2026-10-27 17:38:18 (PDT)</w:t>
+        <w:t xml:space="preserve">Last modified: 2026-10-27 20:53:54 (PDT)</w:t>
       </w:r>
     </w:p>
     <w:p>

--- a/growth-rates.docx
+++ b/growth-rates.docx
@@ -15,7 +15,7 @@
         <w:pStyle w:val="Date"/>
       </w:pPr>
       <w:r>
-        <w:t xml:space="preserve">Last modified: 2026-10-27 20:53:54 (PDT)</w:t>
+        <w:t xml:space="preserve">Last modified: 2026-10-28 13:13:09 (PDT)</w:t>
       </w:r>
     </w:p>
     <w:p>

--- a/growth-rates.docx
+++ b/growth-rates.docx
@@ -15,7 +15,7 @@
         <w:pStyle w:val="Date"/>
       </w:pPr>
       <w:r>
-        <w:t xml:space="preserve">Last modified: 2026-10-28 13:13:09 (PDT)</w:t>
+        <w:t xml:space="preserve">Last modified: 2026-10-28 16:00:43 (PDT)</w:t>
       </w:r>
     </w:p>
     <w:p>

--- a/growth-rates.docx
+++ b/growth-rates.docx
@@ -15,7 +15,7 @@
         <w:pStyle w:val="Date"/>
       </w:pPr>
       <w:r>
-        <w:t xml:space="preserve">Last modified: 2026-10-28 16:00:43 (PDT)</w:t>
+        <w:t xml:space="preserve">Last modified: 2026-10-28 17:04:35 (PDT)</w:t>
       </w:r>
     </w:p>
     <w:p>

--- a/growth-rates.docx
+++ b/growth-rates.docx
@@ -15,7 +15,7 @@
         <w:pStyle w:val="Date"/>
       </w:pPr>
       <w:r>
-        <w:t xml:space="preserve">Last modified: 2026-10-28 17:04:35 (PDT)</w:t>
+        <w:t xml:space="preserve">Last modified: 2026-10-28 18:32:18 (PDT)</w:t>
       </w:r>
     </w:p>
     <w:p>

--- a/growth-rates.docx
+++ b/growth-rates.docx
@@ -15,7 +15,7 @@
         <w:pStyle w:val="Date"/>
       </w:pPr>
       <w:r>
-        <w:t xml:space="preserve">Last modified: 2026-10-28 18:32:18 (PDT)</w:t>
+        <w:t xml:space="preserve">Last modified: 2026-10-28 20:07:26 (PDT)</w:t>
       </w:r>
     </w:p>
     <w:p>

--- a/growth-rates.docx
+++ b/growth-rates.docx
@@ -15,7 +15,7 @@
         <w:pStyle w:val="Date"/>
       </w:pPr>
       <w:r>
-        <w:t xml:space="preserve">Last modified: 2026-10-28 20:07:26 (PDT)</w:t>
+        <w:t xml:space="preserve">Last modified: 2026-10-28 21:37:44 (PDT)</w:t>
       </w:r>
     </w:p>
     <w:p>

--- a/growth-rates.docx
+++ b/growth-rates.docx
@@ -15,7 +15,7 @@
         <w:pStyle w:val="Date"/>
       </w:pPr>
       <w:r>
-        <w:t xml:space="preserve">Last modified: 2026-10-28 21:37:44 (PDT)</w:t>
+        <w:t xml:space="preserve">Last modified: 2026-10-28 23:05:07 (PDT)</w:t>
       </w:r>
     </w:p>
     <w:p>

--- a/growth-rates.docx
+++ b/growth-rates.docx
@@ -15,7 +15,7 @@
         <w:pStyle w:val="Date"/>
       </w:pPr>
       <w:r>
-        <w:t xml:space="preserve">Last modified: 2026-10-28 23:05:07 (PDT)</w:t>
+        <w:t xml:space="preserve">Last modified: 2026-10-29 00:14:30 (PDT)</w:t>
       </w:r>
     </w:p>
     <w:p>

--- a/growth-rates.docx
+++ b/growth-rates.docx
@@ -15,7 +15,7 @@
         <w:pStyle w:val="Date"/>
       </w:pPr>
       <w:r>
-        <w:t xml:space="preserve">Last modified: 2026-10-29 00:14:30 (PDT)</w:t>
+        <w:t xml:space="preserve">Last modified: 2026-10-29 01:38:31 (PDT)</w:t>
       </w:r>
     </w:p>
     <w:p>

--- a/growth-rates.docx
+++ b/growth-rates.docx
@@ -15,7 +15,7 @@
         <w:pStyle w:val="Date"/>
       </w:pPr>
       <w:r>
-        <w:t xml:space="preserve">Last modified: 2026-10-29 01:38:31 (PDT)</w:t>
+        <w:t xml:space="preserve">Last modified: 2026-10-29 07:45:31 (PDT)</w:t>
       </w:r>
     </w:p>
     <w:p>

--- a/growth-rates.docx
+++ b/growth-rates.docx
@@ -15,7 +15,7 @@
         <w:pStyle w:val="Date"/>
       </w:pPr>
       <w:r>
-        <w:t xml:space="preserve">Last modified: 2026-10-29 07:45:31 (PDT)</w:t>
+        <w:t xml:space="preserve">Last modified: 2026-10-29 09:12:46 (PDT)</w:t>
       </w:r>
     </w:p>
     <w:p>

--- a/growth-rates.docx
+++ b/growth-rates.docx
@@ -15,7 +15,7 @@
         <w:pStyle w:val="Date"/>
       </w:pPr>
       <w:r>
-        <w:t xml:space="preserve">Last modified: 2026-10-29 09:12:46 (PDT)</w:t>
+        <w:t xml:space="preserve">Last modified: 2026-10-29 10:33:15 (PDT)</w:t>
       </w:r>
     </w:p>
     <w:p>

--- a/growth-rates.docx
+++ b/growth-rates.docx
@@ -15,7 +15,7 @@
         <w:pStyle w:val="Date"/>
       </w:pPr>
       <w:r>
-        <w:t xml:space="preserve">Last modified: 2026-10-29 10:33:15 (PDT)</w:t>
+        <w:t xml:space="preserve">Last modified: 2026-10-29 11:51:41 (PDT)</w:t>
       </w:r>
     </w:p>
     <w:p>

--- a/growth-rates.docx
+++ b/growth-rates.docx
@@ -15,7 +15,7 @@
         <w:pStyle w:val="Date"/>
       </w:pPr>
       <w:r>
-        <w:t xml:space="preserve">Last modified: 2026-10-29 11:51:41 (PDT)</w:t>
+        <w:t xml:space="preserve">Last modified: 2026-10-29 13:28:16 (PDT)</w:t>
       </w:r>
     </w:p>
     <w:p>

--- a/growth-rates.docx
+++ b/growth-rates.docx
@@ -15,7 +15,7 @@
         <w:pStyle w:val="Date"/>
       </w:pPr>
       <w:r>
-        <w:t xml:space="preserve">Last modified: 2026-10-29 13:28:16 (PDT)</w:t>
+        <w:t xml:space="preserve">Last modified: 2026-10-29 14:56:31 (PDT)</w:t>
       </w:r>
     </w:p>
     <w:p>

--- a/growth-rates.docx
+++ b/growth-rates.docx
@@ -15,7 +15,7 @@
         <w:pStyle w:val="Date"/>
       </w:pPr>
       <w:r>
-        <w:t xml:space="preserve">Last modified: 2026-10-29 14:56:31 (PDT)</w:t>
+        <w:t xml:space="preserve">Last modified: 2026-10-29 16:45:03 (PDT)</w:t>
       </w:r>
     </w:p>
     <w:p>

--- a/growth-rates.docx
+++ b/growth-rates.docx
@@ -15,7 +15,7 @@
         <w:pStyle w:val="Date"/>
       </w:pPr>
       <w:r>
-        <w:t xml:space="preserve">Last modified: 2026-10-29 16:45:03 (PDT)</w:t>
+        <w:t xml:space="preserve">Last modified: 2026-10-29 20:01:11 (PDT)</w:t>
       </w:r>
     </w:p>
     <w:p>

--- a/growth-rates.docx
+++ b/growth-rates.docx
@@ -15,7 +15,7 @@
         <w:pStyle w:val="Date"/>
       </w:pPr>
       <w:r>
-        <w:t xml:space="preserve">Last modified: 2026-10-29 20:01:11 (PDT)</w:t>
+        <w:t xml:space="preserve">Last modified: 2026-10-30 00:52:40 (PDT)</w:t>
       </w:r>
     </w:p>
     <w:p>

--- a/growth-rates.docx
+++ b/growth-rates.docx
@@ -15,7 +15,7 @@
         <w:pStyle w:val="Date"/>
       </w:pPr>
       <w:r>
-        <w:t xml:space="preserve">Last modified: 2026-10-30 00:52:40 (PDT)</w:t>
+        <w:t xml:space="preserve">Last modified: 2026-10-30 02:22:19 (PDT)</w:t>
       </w:r>
     </w:p>
     <w:p>

--- a/growth-rates.docx
+++ b/growth-rates.docx
@@ -15,7 +15,7 @@
         <w:pStyle w:val="Date"/>
       </w:pPr>
       <w:r>
-        <w:t xml:space="preserve">Last modified: 2026-10-30 02:22:19 (PDT)</w:t>
+        <w:t xml:space="preserve">Last modified: 2026-10-30 12:07:09 (PDT)</w:t>
       </w:r>
     </w:p>
     <w:p>

--- a/growth-rates.docx
+++ b/growth-rates.docx
@@ -15,7 +15,7 @@
         <w:pStyle w:val="Date"/>
       </w:pPr>
       <w:r>
-        <w:t xml:space="preserve">Last modified: 2026-10-30 12:07:09 (PDT)</w:t>
+        <w:t xml:space="preserve">Last modified: 2026-10-30 13:54:56 (PDT)</w:t>
       </w:r>
     </w:p>
     <w:p>

--- a/growth-rates.docx
+++ b/growth-rates.docx
@@ -15,7 +15,7 @@
         <w:pStyle w:val="Date"/>
       </w:pPr>
       <w:r>
-        <w:t xml:space="preserve">Last modified: 2026-10-30 13:54:56 (PDT)</w:t>
+        <w:t xml:space="preserve">Last modified: 2026-10-30 15:46:06 (PDT)</w:t>
       </w:r>
     </w:p>
     <w:p>

--- a/growth-rates.docx
+++ b/growth-rates.docx
@@ -15,7 +15,7 @@
         <w:pStyle w:val="Date"/>
       </w:pPr>
       <w:r>
-        <w:t xml:space="preserve">Last modified: 2026-10-30 15:46:06 (PDT)</w:t>
+        <w:t xml:space="preserve">Last modified: 2026-10-30 17:15:43 (PDT)</w:t>
       </w:r>
     </w:p>
     <w:p>

--- a/growth-rates.docx
+++ b/growth-rates.docx
@@ -15,7 +15,7 @@
         <w:pStyle w:val="Date"/>
       </w:pPr>
       <w:r>
-        <w:t xml:space="preserve">Last modified: 2026-10-30 17:15:43 (PDT)</w:t>
+        <w:t xml:space="preserve">Last modified: 2026-10-30 18:45:42 (PDT)</w:t>
       </w:r>
     </w:p>
     <w:p>

--- a/growth-rates.docx
+++ b/growth-rates.docx
@@ -15,7 +15,7 @@
         <w:pStyle w:val="Date"/>
       </w:pPr>
       <w:r>
-        <w:t xml:space="preserve">Last modified: 2026-10-30 18:45:42 (PDT)</w:t>
+        <w:t xml:space="preserve">Last modified: 2026-10-30 21:18:12 (PDT)</w:t>
       </w:r>
     </w:p>
     <w:p>

--- a/growth-rates.docx
+++ b/growth-rates.docx
@@ -15,7 +15,7 @@
         <w:pStyle w:val="Date"/>
       </w:pPr>
       <w:r>
-        <w:t xml:space="preserve">Last modified: 2026-10-30 21:18:12 (PDT)</w:t>
+        <w:t xml:space="preserve">Last modified: 2026-10-31 00:08:50 (PDT)</w:t>
       </w:r>
     </w:p>
     <w:p>

--- a/growth-rates.docx
+++ b/growth-rates.docx
@@ -15,7 +15,7 @@
         <w:pStyle w:val="Date"/>
       </w:pPr>
       <w:r>
-        <w:t xml:space="preserve">Last modified: 2026-10-31 00:08:50 (PDT)</w:t>
+        <w:t xml:space="preserve">Last modified: 2026-10-31 06:43:52 (PDT)</w:t>
       </w:r>
     </w:p>
     <w:p>
